--- a/mps-nivel-c/oficial/01_apoio/PLA-GCO-001_Plano-de-Gerencia-de-Configuracao.docx
+++ b/mps-nivel-c/oficial/01_apoio/PLA-GCO-001_Plano-de-Gerencia-de-Configuracao.docx
@@ -34,7 +34,7 @@
           <w:color w:val="555555"/>
           <w:sz w:val="20"/>
         </w:rPr>
-        <w:t>Projetos   ·   Versão Data   ·   15/01/2026   ·   Timeware Brasil</w:t>
+        <w:t>PLA-GCO-001   ·   Versão 1.2   ·   15/01/2026   ·   Timeware Brasil</w:t>
       </w:r>
     </w:p>
     <w:p>
@@ -226,7 +226,7 @@
                 <w:i w:val="0"/>
                 <w:sz w:val="20"/>
               </w:rPr>
-              <w:t>1.1</w:t>
+              <w:t>1.2</w:t>
             </w:r>
           </w:p>
         </w:tc>
@@ -395,6 +395,62 @@
                 <w:sz w:val="20"/>
               </w:rPr>
               <w:t>COO (Operações)</w:t>
+            </w:r>
+          </w:p>
+        </w:tc>
+      </w:tr>
+      <w:tr>
+        <w:trPr>
+          <w:cantSplit w:val="1"/>
+        </w:trPr>
+        <w:tc>
+          <w:tcPr>
+            <w:tcW w:type="dxa" w:w="4451"/>
+            <w:tcMar>
+              <w:top w:w="60" w:type="dxa"/>
+              <w:bottom w:w="60" w:type="dxa"/>
+              <w:left w:w="100" w:type="dxa"/>
+              <w:right w:w="100" w:type="dxa"/>
+            </w:tcMar>
+            <w:shd w:val="clear" w:color="auto" w:fill="F0F4F8"/>
+          </w:tcPr>
+          <w:p>
+            <w:pPr>
+              <w:spacing w:before="40" w:after="40"/>
+            </w:pPr>
+            <w:r>
+              <w:rPr>
+                <w:rFonts w:ascii="Calibri" w:hAnsi="Calibri"/>
+                <w:b/>
+                <w:i w:val="0"/>
+                <w:sz w:val="20"/>
+              </w:rPr>
+              <w:t>Responsável</w:t>
+            </w:r>
+          </w:p>
+        </w:tc>
+        <w:tc>
+          <w:tcPr>
+            <w:tcW w:type="dxa" w:w="4451"/>
+            <w:tcMar>
+              <w:top w:w="60" w:type="dxa"/>
+              <w:bottom w:w="60" w:type="dxa"/>
+              <w:left w:w="100" w:type="dxa"/>
+              <w:right w:w="100" w:type="dxa"/>
+            </w:tcMar>
+          </w:tcPr>
+          <w:p>
+            <w:pPr>
+              <w:spacing w:before="40" w:after="40"/>
+            </w:pPr>
+            <w:r>
+              <w:rPr>
+                <w:rFonts w:ascii="Calibri" w:hAnsi="Calibri"/>
+                <w:b w:val="0"/>
+                <w:i w:val="0"/>
+                <w:sz w:val="20"/>
+              </w:rPr>
+              <w:t>Cézar Velázquez</w:t>
             </w:r>
           </w:p>
         </w:tc>
@@ -3667,6 +3723,112 @@
                 <w:i w:val="0"/>
                 <w:sz w:val="20"/>
               </w:rPr>
+              <w:t>1.2</w:t>
+            </w:r>
+          </w:p>
+        </w:tc>
+        <w:tc>
+          <w:tcPr>
+            <w:tcW w:type="dxa" w:w="2225"/>
+            <w:tcMar>
+              <w:top w:w="60" w:type="dxa"/>
+              <w:bottom w:w="60" w:type="dxa"/>
+              <w:left w:w="100" w:type="dxa"/>
+              <w:right w:w="100" w:type="dxa"/>
+            </w:tcMar>
+          </w:tcPr>
+          <w:p>
+            <w:pPr>
+              <w:spacing w:before="40" w:after="40"/>
+            </w:pPr>
+            <w:r>
+              <w:rPr>
+                <w:rFonts w:ascii="Calibri" w:hAnsi="Calibri"/>
+                <w:b w:val="0"/>
+                <w:i w:val="0"/>
+                <w:sz w:val="20"/>
+              </w:rPr>
+              <w:t>15/06/2026</w:t>
+            </w:r>
+          </w:p>
+        </w:tc>
+        <w:tc>
+          <w:tcPr>
+            <w:tcW w:type="dxa" w:w="2225"/>
+            <w:tcMar>
+              <w:top w:w="60" w:type="dxa"/>
+              <w:bottom w:w="60" w:type="dxa"/>
+              <w:left w:w="100" w:type="dxa"/>
+              <w:right w:w="100" w:type="dxa"/>
+            </w:tcMar>
+          </w:tcPr>
+          <w:p>
+            <w:pPr>
+              <w:spacing w:before="40" w:after="40"/>
+            </w:pPr>
+            <w:r>
+              <w:rPr>
+                <w:rFonts w:ascii="Calibri" w:hAnsi="Calibri"/>
+                <w:b w:val="0"/>
+                <w:i w:val="0"/>
+                <w:sz w:val="20"/>
+              </w:rPr>
+              <w:t>Time de Melhoria Contínua</w:t>
+            </w:r>
+          </w:p>
+        </w:tc>
+        <w:tc>
+          <w:tcPr>
+            <w:tcW w:type="dxa" w:w="2225"/>
+            <w:tcMar>
+              <w:top w:w="60" w:type="dxa"/>
+              <w:bottom w:w="60" w:type="dxa"/>
+              <w:left w:w="100" w:type="dxa"/>
+              <w:right w:w="100" w:type="dxa"/>
+            </w:tcMar>
+          </w:tcPr>
+          <w:p>
+            <w:pPr>
+              <w:spacing w:before="40" w:after="40"/>
+            </w:pPr>
+            <w:r>
+              <w:rPr>
+                <w:rFonts w:ascii="Calibri" w:hAnsi="Calibri"/>
+                <w:b w:val="0"/>
+                <w:i w:val="0"/>
+                <w:sz w:val="20"/>
+              </w:rPr>
+              <w:t>Campo "Responsável" adicionado ao cabeçalho: Cézar Velázquez</w:t>
+            </w:r>
+          </w:p>
+        </w:tc>
+      </w:tr>
+      <w:tr>
+        <w:trPr>
+          <w:cantSplit w:val="1"/>
+        </w:trPr>
+        <w:tc>
+          <w:tcPr>
+            <w:tcW w:type="dxa" w:w="2225"/>
+            <w:tcMar>
+              <w:top w:w="60" w:type="dxa"/>
+              <w:bottom w:w="60" w:type="dxa"/>
+              <w:left w:w="100" w:type="dxa"/>
+              <w:right w:w="100" w:type="dxa"/>
+            </w:tcMar>
+            <w:shd w:val="clear" w:color="auto" w:fill="F0F4F8"/>
+          </w:tcPr>
+          <w:p>
+            <w:pPr>
+              <w:spacing w:before="40" w:after="40"/>
+            </w:pPr>
+            <w:r>
+              <w:rPr>
+                <w:rFonts w:ascii="Calibri" w:hAnsi="Calibri"/>
+                <w:b/>
+                <w:i w:val="0"/>
+                <w:sz w:val="20"/>
+              </w:rPr>
               <w:t>1.0</w:t>
             </w:r>
           </w:p>
@@ -3893,7 +4055,7 @@
         <w:color w:val="555555"/>
         <w:sz w:val="16"/>
       </w:rPr>
-      <w:t>vData  ·  15/01/2026</w:t>
+      <w:t>v1.2  ·  15/01/2026</w:t>
     </w:r>
     <w:r>
       <w:tab/>
@@ -3955,7 +4117,7 @@
         <w:color w:val="555555"/>
         <w:sz w:val="16"/>
       </w:rPr>
-      <w:t>vData  ·  15/01/2026</w:t>
+      <w:t>v1.2  ·  15/01/2026</w:t>
     </w:r>
     <w:r>
       <w:tab/>
@@ -4026,7 +4188,7 @@
         <w:color w:val="555555"/>
         <w:sz w:val="18"/>
       </w:rPr>
-      <w:t xml:space="preserve">   ·   Projetos</w:t>
+      <w:t xml:space="preserve">   ·   PLA-GCO-001</w:t>
     </w:r>
     <w:r>
       <w:tab/>
@@ -4037,7 +4199,7 @@
         <w:color w:val="555555"/>
         <w:sz w:val="18"/>
       </w:rPr>
-      <w:t>Timeware MPS-SW</w:t>
+      <w:t>Gerência de Configuração</w:t>
     </w:r>
   </w:p>
 </w:hdr>
